--- a/prac1/report.docx
+++ b/prac1/report.docx
@@ -1139,7 +1139,7 @@
       <w:r>
         <w:drawing>
           <wp:inline distT="0" distB="0" distL="0" distR="0">
-            <wp:extent cx="5943600" cy="3371850"/>
+            <wp:extent cx="5943600" cy="1514475"/>
             <wp:effectExtent t="0" r="0" b="0" l="0"/>
             <wp:docPr id="1" name="" descr="" title=""/>
             <wp:cNvGraphicFramePr>
@@ -1164,7 +1164,7 @@
                   <pic:spPr bwMode="auto">
                     <a:xfrm>
                       <a:off x="0" y="0"/>
-                      <a:ext cx="5943600" cy="3371850"/>
+                      <a:ext cx="5943600" cy="1514475"/>
                     </a:xfrm>
                     <a:prstGeom prst="rect">
                       <a:avLst/>
@@ -1183,7 +1183,17 @@
         <w:jc w:val="center"/>
       </w:pPr>
       <w:r>
-        <w:t xml:space="preserve">Рисунок 7 — Выполнение ячеек импорта и загрузки данных в Colab</w:t>
+        <w:t xml:space="preserve">Рисунок 7 — Импорт библиотек и проверка графического процессора в Colab</w:t>
+      </w:r>
+    </w:p>
+    <w:p>
+      <w:pPr>
+        <w:spacing w:line="360"/>
+        <w:ind w:firstLine="709"/>
+        <w:jc w:val="both"/>
+      </w:pPr>
+      <w:r>
+        <w:t xml:space="preserve">В Colab (рисунок 7) библиотеки уже установлены: TensorFlow 2.20.0, scikit-learn 1.6.1, NumPy 2.1.3, pandas 2.2.3. Список графических процессоров пуст: по умолчанию сессия запускается на центральном процессоре, и GPU нужно включить в настройках среды выполнения, как на рисунке 6.</w:t>
       </w:r>
     </w:p>
     <w:p>

--- a/prac1/report.docx
+++ b/prac1/report.docx
@@ -232,7 +232,7 @@
       </w:r>
       <w:r>
         <w:tab/>
-        <w:t xml:space="preserve">9</w:t>
+        <w:t xml:space="preserve">8</w:t>
       </w:r>
     </w:p>
     <w:p>
@@ -248,7 +248,7 @@
       </w:r>
       <w:r>
         <w:tab/>
-        <w:t xml:space="preserve">10</w:t>
+        <w:t xml:space="preserve">9</w:t>
       </w:r>
     </w:p>
     <w:p>
@@ -264,7 +264,7 @@
       </w:r>
       <w:r>
         <w:tab/>
-        <w:t xml:space="preserve">12</w:t>
+        <w:t xml:space="preserve">11</w:t>
       </w:r>
     </w:p>
     <w:p>
@@ -280,7 +280,7 @@
       </w:r>
       <w:r>
         <w:tab/>
-        <w:t xml:space="preserve">14</w:t>
+        <w:t xml:space="preserve">13</w:t>
       </w:r>
     </w:p>
     <w:p>
@@ -296,7 +296,7 @@
       </w:r>
       <w:r>
         <w:tab/>
-        <w:t xml:space="preserve">15</w:t>
+        <w:t xml:space="preserve">14</w:t>
       </w:r>
     </w:p>
     <w:p>
@@ -526,7 +526,7 @@
       <w:r>
         <w:drawing>
           <wp:inline distT="0" distB="0" distL="0" distR="0">
-            <wp:extent cx="5943600" cy="3371850"/>
+            <wp:extent cx="5943600" cy="561975"/>
             <wp:effectExtent t="0" r="0" b="0" l="0"/>
             <wp:docPr id="1" name="" descr="" title=""/>
             <wp:cNvGraphicFramePr>
@@ -551,7 +551,7 @@
                   <pic:spPr bwMode="auto">
                     <a:xfrm>
                       <a:off x="0" y="0"/>
-                      <a:ext cx="5943600" cy="3371850"/>
+                      <a:ext cx="5943600" cy="561975"/>
                     </a:xfrm>
                     <a:prstGeom prst="rect">
                       <a:avLst/>
@@ -1139,7 +1139,7 @@
       <w:r>
         <w:drawing>
           <wp:inline distT="0" distB="0" distL="0" distR="0">
-            <wp:extent cx="5943600" cy="1514475"/>
+            <wp:extent cx="5943600" cy="1524000"/>
             <wp:effectExtent t="0" r="0" b="0" l="0"/>
             <wp:docPr id="1" name="" descr="" title=""/>
             <wp:cNvGraphicFramePr>
@@ -1164,7 +1164,7 @@
                   <pic:spPr bwMode="auto">
                     <a:xfrm>
                       <a:off x="0" y="0"/>
-                      <a:ext cx="5943600" cy="1514475"/>
+                      <a:ext cx="5943600" cy="1524000"/>
                     </a:xfrm>
                     <a:prstGeom prst="rect">
                       <a:avLst/>

--- a/prac1/report.docx
+++ b/prac1/report.docx
@@ -470,7 +470,7 @@
       <w:r>
         <w:drawing>
           <wp:inline distT="0" distB="0" distL="0" distR="0">
-            <wp:extent cx="5943600" cy="3371850"/>
+            <wp:extent cx="5943600" cy="1028700"/>
             <wp:effectExtent t="0" r="0" b="0" l="0"/>
             <wp:docPr id="1" name="" descr="" title=""/>
             <wp:cNvGraphicFramePr>
@@ -495,7 +495,7 @@
                   <pic:spPr bwMode="auto">
                     <a:xfrm>
                       <a:off x="0" y="0"/>
-                      <a:ext cx="5943600" cy="3371850"/>
+                      <a:ext cx="5943600" cy="1028700"/>
                     </a:xfrm>
                     <a:prstGeom prst="rect">
                       <a:avLst/>
@@ -514,7 +514,7 @@
         <w:jc w:val="center"/>
       </w:pPr>
       <w:r>
-        <w:t xml:space="preserve">Рисунок 1 — Создание нового блокнота в Google Colab</w:t>
+        <w:t xml:space="preserve">Рисунок 1 — Новый пустой блокнот Untitled0.ipynb в Google Colab</w:t>
       </w:r>
     </w:p>
     <w:p>

--- a/prac1/report.docx
+++ b/prac1/report.docx
@@ -648,7 +648,7 @@
       <w:r>
         <w:drawing>
           <wp:inline distT="0" distB="0" distL="0" distR="0">
-            <wp:extent cx="5943600" cy="3371850"/>
+            <wp:extent cx="5943600" cy="2657475"/>
             <wp:effectExtent t="0" r="0" b="0" l="0"/>
             <wp:docPr id="1" name="" descr="" title=""/>
             <wp:cNvGraphicFramePr>
@@ -673,7 +673,7 @@
                   <pic:spPr bwMode="auto">
                     <a:xfrm>
                       <a:off x="0" y="0"/>
-                      <a:ext cx="5943600" cy="3371850"/>
+                      <a:ext cx="5943600" cy="2657475"/>
                     </a:xfrm>
                     <a:prstGeom prst="rect">
                       <a:avLst/>
@@ -692,7 +692,7 @@
         <w:jc w:val="center"/>
       </w:pPr>
       <w:r>
-        <w:t xml:space="preserve">Рисунок 4 — Подтверждение доступа к Google Диску</w:t>
+        <w:t xml:space="preserve">Рисунок 4 — Запрос доступа к Google Диску «Permit this notebook to access your Google Drive files?»</w:t>
       </w:r>
     </w:p>
     <w:p>

--- a/prac1/report.docx
+++ b/prac1/report.docx
@@ -580,7 +580,7 @@
         <w:jc w:val="both"/>
       </w:pPr>
       <w:r>
-        <w:t xml:space="preserve">Блокноты сохраняются на Google Диск в папку Colab Notebooks. Чтобы блокнот мог читать и записывать файлы Диска, Диск подключается: в левом меню нажимается значок папки, затем значок папки с логотипом Диска (рисунок 3), и доступ подтверждается (рисунок 4). После этого в левом меню появляется папка drive (рисунок 5).</w:t>
+        <w:t xml:space="preserve">Блокноты сохраняются на Google Диск в папку Colab Notebooks. Чтобы блокнот мог читать и записывать файлы Диска, Диск подключается: в левом меню нажимается значок папки, открывается панель Files, в ней нажимается значок папки с логотипом Диска (рисунок 3), и доступ подтверждается (рисунок 4). После этого в панели Files рядом с папкой sample_data появляется папка drive (рисунок 5), внутри неё лежит MyDrive с папкой Colab Notebooks.</w:t>
       </w:r>
     </w:p>
     <w:p>
@@ -704,7 +704,7 @@
       <w:r>
         <w:drawing>
           <wp:inline distT="0" distB="0" distL="0" distR="0">
-            <wp:extent cx="5943600" cy="3371850"/>
+            <wp:extent cx="5943600" cy="1895475"/>
             <wp:effectExtent t="0" r="0" b="0" l="0"/>
             <wp:docPr id="1" name="" descr="" title=""/>
             <wp:cNvGraphicFramePr>
@@ -729,7 +729,7 @@
                   <pic:spPr bwMode="auto">
                     <a:xfrm>
                       <a:off x="0" y="0"/>
-                      <a:ext cx="5943600" cy="3371850"/>
+                      <a:ext cx="5943600" cy="1895475"/>
                     </a:xfrm>
                     <a:prstGeom prst="rect">
                       <a:avLst/>
@@ -748,7 +748,7 @@
         <w:jc w:val="center"/>
       </w:pPr>
       <w:r>
-        <w:t xml:space="preserve">Рисунок 5 — Подключённый Диск в левом меню</w:t>
+        <w:t xml:space="preserve">Рисунок 5 — Папка drive в панели Files после подключения Google Диска</w:t>
       </w:r>
     </w:p>
     <w:p>

--- a/prac1/report.docx
+++ b/prac1/report.docx
@@ -592,7 +592,7 @@
       <w:r>
         <w:drawing>
           <wp:inline distT="0" distB="0" distL="0" distR="0">
-            <wp:extent cx="5943600" cy="3371850"/>
+            <wp:extent cx="3867150" cy="2838450"/>
             <wp:effectExtent t="0" r="0" b="0" l="0"/>
             <wp:docPr id="1" name="" descr="" title=""/>
             <wp:cNvGraphicFramePr>
@@ -617,7 +617,7 @@
                   <pic:spPr bwMode="auto">
                     <a:xfrm>
                       <a:off x="0" y="0"/>
-                      <a:ext cx="5943600" cy="3371850"/>
+                      <a:ext cx="3867150" cy="2838450"/>
                     </a:xfrm>
                     <a:prstGeom prst="rect">
                       <a:avLst/>
@@ -636,7 +636,7 @@
         <w:jc w:val="center"/>
       </w:pPr>
       <w:r>
-        <w:t xml:space="preserve">Рисунок 3 — Кнопка подключения Google Диска</w:t>
+        <w:t xml:space="preserve">Рисунок 3 — Панель Files до подключения Диска: третий значок на панели инструментов подключает Диск, в списке пока только sample_data</w:t>
       </w:r>
     </w:p>
     <w:p>

--- a/prac1/report.docx
+++ b/prac1/report.docx
@@ -928,7 +928,7 @@
         <w:jc w:val="both"/>
       </w:pPr>
       <w:r>
-        <w:t xml:space="preserve">Главное преимущество Colab это бесплатный графический процессор. Он включается в меню «Среда выполнения» → «Сменить среду выполнения» (рисунок 6). Ограничения: после 30 минут простоя сессия отключается, после 12 часов работы данные сессии стираются, поэтому файлы нужно хранить на Диске.</w:t>
+        <w:t xml:space="preserve">Главное преимущество Colab это бесплатный графический процессор. Он включается в меню Runtime → Change runtime type, в разделе Hardware accelerator (рисунок 6). На бесплатном тарифе доступны CPU, графический процессор T4 и тензорный процессор v5e-1, остальные ускорители (A100, H100, L4 и другие) требуют платной подписки Colab Pro. Ограничения: после 30 минут простоя сессия отключается, после 12 часов работы данные сессии стираются, поэтому файлы нужно хранить на Диске.</w:t>
       </w:r>
     </w:p>
     <w:p>
@@ -940,7 +940,7 @@
       <w:r>
         <w:drawing>
           <wp:inline distT="0" distB="0" distL="0" distR="0">
-            <wp:extent cx="5943600" cy="3248025"/>
+            <wp:extent cx="5829300" cy="5791200"/>
             <wp:effectExtent t="0" r="0" b="0" l="0"/>
             <wp:docPr id="1" name="" descr="" title=""/>
             <wp:cNvGraphicFramePr>
@@ -965,7 +965,7 @@
                   <pic:spPr bwMode="auto">
                     <a:xfrm>
                       <a:off x="0" y="0"/>
-                      <a:ext cx="5943600" cy="3248025"/>
+                      <a:ext cx="5829300" cy="5791200"/>
                     </a:xfrm>
                     <a:prstGeom prst="rect">
                       <a:avLst/>
@@ -984,7 +984,7 @@
         <w:jc w:val="center"/>
       </w:pPr>
       <w:r>
-        <w:t xml:space="preserve">Рисунок 6 — Выбор графического процессора в настройках среды выполнения</w:t>
+        <w:t xml:space="preserve">Рисунок 6 — Выбор графического процессора T4 в окне Change runtime type</w:t>
       </w:r>
     </w:p>
     <w:p>

--- a/prac1/report.docx
+++ b/prac1/report.docx
@@ -1139,7 +1139,7 @@
       <w:r>
         <w:drawing>
           <wp:inline distT="0" distB="0" distL="0" distR="0">
-            <wp:extent cx="5943600" cy="1524000"/>
+            <wp:extent cx="5943600" cy="962025"/>
             <wp:effectExtent t="0" r="0" b="0" l="0"/>
             <wp:docPr id="1" name="" descr="" title=""/>
             <wp:cNvGraphicFramePr>
@@ -1164,7 +1164,7 @@
                   <pic:spPr bwMode="auto">
                     <a:xfrm>
                       <a:off x="0" y="0"/>
-                      <a:ext cx="5943600" cy="1524000"/>
+                      <a:ext cx="5943600" cy="962025"/>
                     </a:xfrm>
                     <a:prstGeom prst="rect">
                       <a:avLst/>
@@ -1193,7 +1193,18 @@
         <w:jc w:val="both"/>
       </w:pPr>
       <w:r>
-        <w:t xml:space="preserve">В Colab (рисунок 7) библиотеки уже установлены: TensorFlow 2.20.0, scikit-learn 1.6.1, NumPy 2.1.3, pandas 2.2.3. Список графических процессоров пуст: по умолчанию сессия запускается на центральном процессоре, и GPU нужно включить в настройках среды выполнения, как на рисунке 6.</w:t>
+        <w:t xml:space="preserve">В Colab (рисунок 7) библиотеки уже установлены: TensorFlow 2.20.0, scikit-learn 1.6.1, NumPy 2.1.3, pandas 2.2.3. По умолчанию сессия запускается на центральном процессоре, и список графических процессоров пуст. После переключения среды на T4 (рисунок 6) TensorFlow находит устройство </w:t>
+      </w:r>
+      <w:r>
+        <w:rPr>
+          <w:rFonts w:ascii="Courier New" w:cs="Courier New" w:eastAsia="Courier New" w:hAnsi="Courier New"/>
+          <w:sz w:val="24"/>
+          <w:szCs w:val="24"/>
+        </w:rPr>
+        <w:t xml:space="preserve">/physical_device:GPU:0</w:t>
+      </w:r>
+      <w:r>
+        <w:t xml:space="preserve">, а в строке состояния Colab отображается среда T4 (Python 3).</w:t>
       </w:r>
     </w:p>
     <w:p>
